--- a/07-governanca/03-matriz-riscos.docx
+++ b/07-governanca/03-matriz-riscos.docx
@@ -1914,7 +1914,7 @@
               <w:pStyle w:val="Compact"/>
             </w:pPr>
             <w:r>
-              <w:t xml:space="preserve">{{Stakeholders não alinhados}}</w:t>
+              <w:t xml:space="preserve">{{Partes Interessadas não alinhados}}</w:t>
             </w:r>
           </w:p>
         </w:tc>
@@ -2491,7 +2491,7 @@
               <w:pStyle w:val="Compact"/>
             </w:pPr>
             <w:r>
-              <w:t xml:space="preserve">{{Equipa sem experiência de on-call}}</w:t>
+              <w:t xml:space="preserve">{{Equipa sem experiência de piquete}}</w:t>
             </w:r>
           </w:p>
         </w:tc>
@@ -2572,7 +2572,7 @@
               <w:pStyle w:val="Compact"/>
             </w:pPr>
             <w:r>
-              <w:t xml:space="preserve">{{Runbooks + 2 exercícios simulados antes do GA}}</w:t>
+              <w:t xml:space="preserve">{{Manual de Operaçãos + 2 exercícios simulados antes do GA}}</w:t>
             </w:r>
           </w:p>
         </w:tc>
